--- a/workshop.docx
+++ b/workshop.docx
@@ -173,8 +173,18 @@
           <w:color w:val="000000"/>
           <w:lang w:val="en-GB"/>
         </w:rPr>
-        <w:t xml:space="preserve"> ______________________________</w:t>
-      </w:r>
+        <w:t xml:space="preserve"> </w:t>
+      </w:r>
+      <w:hyperlink r:id="rId5" w:history="1">
+        <w:r>
+          <w:rPr>
+            <w:rStyle w:val="Hipervnculo"/>
+            <w:rFonts w:ascii="source serif 4" w:eastAsia="source serif 4" w:hAnsi="source serif 4" w:cs="source serif 4"/>
+            <w:lang w:val="en-GB"/>
+          </w:rPr>
+          <w:t>link to repository</w:t>
+        </w:r>
+      </w:hyperlink>
     </w:p>
     <w:p>
       <w:pPr>
@@ -11733,6 +11743,41 @@
       <w:contextualSpacing/>
     </w:pPr>
   </w:style>
+  <w:style w:type="character" w:styleId="Hipervnculo">
+    <w:name w:val="Hyperlink"/>
+    <w:basedOn w:val="Fuentedeprrafopredeter"/>
+    <w:uiPriority w:val="99"/>
+    <w:unhideWhenUsed/>
+    <w:rsid w:val="004A75D1"/>
+    <w:rPr>
+      <w:color w:val="467886" w:themeColor="hyperlink"/>
+      <w:u w:val="single"/>
+    </w:rPr>
+  </w:style>
+  <w:style w:type="character" w:styleId="Mencinsinresolver">
+    <w:name w:val="Unresolved Mention"/>
+    <w:basedOn w:val="Fuentedeprrafopredeter"/>
+    <w:uiPriority w:val="99"/>
+    <w:semiHidden/>
+    <w:unhideWhenUsed/>
+    <w:rsid w:val="004A75D1"/>
+    <w:rPr>
+      <w:color w:val="605E5C"/>
+      <w:shd w:val="clear" w:color="auto" w:fill="E1DFDD"/>
+    </w:rPr>
+  </w:style>
+  <w:style w:type="character" w:styleId="Hipervnculovisitado">
+    <w:name w:val="FollowedHyperlink"/>
+    <w:basedOn w:val="Fuentedeprrafopredeter"/>
+    <w:uiPriority w:val="99"/>
+    <w:semiHidden/>
+    <w:unhideWhenUsed/>
+    <w:rsid w:val="004A75D1"/>
+    <w:rPr>
+      <w:color w:val="96607D" w:themeColor="followedHyperlink"/>
+      <w:u w:val="single"/>
+    </w:rPr>
+  </w:style>
 </w:styles>
 </file>
 
